--- a/Coding 1 - year/Unit 4 - Loops and Iteration/Daily Lesson Plans/Word/Day 85.docx
+++ b/Coding 1 - year/Unit 4 - Loops and Iteration/Daily Lesson Plans/Word/Day 85.docx
@@ -50,12 +50,15 @@
               </w:rPr>
               <w:t xml:space="preserve">Coding I — Full Year</w:t>
             </w:r>
-          </w:p>
-          <w:p>
-            <w:pPr>
-              <w:spacing w:before="40"/>
-              <w:jc w:val="center"/>
-            </w:pPr>
+            <w:r>
+              <w:rPr>
+                <w:rFonts w:ascii="Arial" w:cs="Arial" w:eastAsia="Arial" w:hAnsi="Arial"/>
+                <w:sz w:val="16"/>
+                <w:szCs w:val="16"/>
+              </w:rPr>
+              <w:br/>
+              <w:t xml:space="preserve"/>
+            </w:r>
             <w:r>
               <w:rPr>
                 <w:rFonts w:ascii="Arial" w:cs="Arial" w:eastAsia="Arial" w:hAnsi="Arial"/>
@@ -83,7 +86,7 @@
           <w:rFonts w:ascii="Arial" w:cs="Arial" w:eastAsia="Arial" w:hAnsi="Arial"/>
           <w:b/>
           <w:bCs/>
-          <w:color w:val="1F3864"/>
+          <w:color w:val="2B5797"/>
           <w:sz w:val="32"/>
           <w:szCs w:val="32"/>
         </w:rPr>
@@ -261,9 +264,9 @@
               <w:right w:val="single" w:color="CCCCCC" w:sz="1"/>
             </w:tcBorders>
             <w:tcMar>
-              <w:top w:type="dxa" w:w="60"/>
+              <w:top w:type="dxa" w:w="80"/>
               <w:left w:type="dxa" w:w="120"/>
-              <w:bottom w:type="dxa" w:w="60"/>
+              <w:bottom w:type="dxa" w:w="80"/>
               <w:right w:type="dxa" w:w="120"/>
             </w:tcMar>
           </w:tcPr>
@@ -290,20 +293,147 @@
               <w:right w:val="single" w:color="CCCCCC" w:sz="1"/>
             </w:tcBorders>
             <w:tcMar>
-              <w:top w:type="dxa" w:w="60"/>
+              <w:top w:type="dxa" w:w="80"/>
               <w:left w:type="dxa" w:w="120"/>
-              <w:bottom w:type="dxa" w:w="60"/>
+              <w:bottom w:type="dxa" w:w="80"/>
               <w:right w:type="dxa" w:w="120"/>
             </w:tcMar>
           </w:tcPr>
           <w:p>
-            <w:r>
-              <w:rPr>
-                <w:rFonts w:ascii="Arial" w:cs="Arial" w:eastAsia="Arial" w:hAnsi="Arial"/>
-                <w:sz w:val="20"/>
-                <w:szCs w:val="20"/>
+            <w:pPr>
+              <w:spacing w:after="80" w:before="80"/>
+            </w:pPr>
+            <w:r>
+              <w:rPr>
+                <w:rFonts w:ascii="Arial" w:cs="Arial" w:eastAsia="Arial" w:hAnsi="Arial"/>
+                <w:b/>
+                <w:bCs/>
+                <w:i w:val="false"/>
+                <w:iCs w:val="false"/>
+                <w:color w:val="000000"/>
+                <w:sz w:val="22"/>
+                <w:szCs w:val="22"/>
               </w:rPr>
               <w:t xml:space="preserve">Bell Ringer / Review</w:t>
+            </w:r>
+            <w:r>
+              <w:rPr>
+                <w:rFonts w:ascii="Arial" w:cs="Arial" w:eastAsia="Arial" w:hAnsi="Arial"/>
+                <w:sz w:val="20"/>
+                <w:szCs w:val="20"/>
+              </w:rPr>
+              <w:br/>
+              <w:t xml:space="preserve"/>
+            </w:r>
+            <w:r>
+              <w:rPr>
+                <w:rFonts w:ascii="Arial" w:cs="Arial" w:eastAsia="Arial" w:hAnsi="Arial"/>
+                <w:sz w:val="20"/>
+                <w:szCs w:val="20"/>
+              </w:rPr>
+              <w:br/>
+              <w:t xml:space="preserve"/>
+            </w:r>
+            <w:r>
+              <w:rPr>
+                <w:rFonts w:ascii="Arial" w:cs="Arial" w:eastAsia="Arial" w:hAnsi="Arial"/>
+                <w:b/>
+                <w:bCs/>
+                <w:i w:val="false"/>
+                <w:iCs w:val="false"/>
+                <w:color w:val="000000"/>
+                <w:sz w:val="20"/>
+                <w:szCs w:val="20"/>
+              </w:rPr>
+              <w:t xml:space="preserve">Quick Write </w:t>
+            </w:r>
+            <w:r>
+              <w:rPr>
+                <w:rFonts w:ascii="Arial" w:cs="Arial" w:eastAsia="Arial" w:hAnsi="Arial"/>
+                <w:b w:val="false"/>
+                <w:bCs w:val="false"/>
+                <w:i w:val="false"/>
+                <w:iCs w:val="false"/>
+                <w:color w:val="000000"/>
+                <w:sz w:val="20"/>
+                <w:szCs w:val="20"/>
+              </w:rPr>
+              <w:t xml:space="preserve">(3 min — written or verbal):</w:t>
+            </w:r>
+            <w:r>
+              <w:rPr>
+                <w:rFonts w:ascii="Arial" w:cs="Arial" w:eastAsia="Arial" w:hAnsi="Arial"/>
+                <w:sz w:val="20"/>
+                <w:szCs w:val="20"/>
+              </w:rPr>
+              <w:br/>
+              <w:t xml:space="preserve"/>
+            </w:r>
+            <w:r>
+              <w:rPr>
+                <w:rFonts w:ascii="Arial" w:cs="Arial" w:eastAsia="Arial" w:hAnsi="Arial"/>
+                <w:b w:val="false"/>
+                <w:bCs w:val="false"/>
+                <w:i w:val="false"/>
+                <w:iCs w:val="false"/>
+                <w:color w:val="000000"/>
+                <w:sz w:val="20"/>
+                <w:szCs w:val="20"/>
+              </w:rPr>
+              <w:t xml:space="preserve">    What do you already know about how to apply all loop concepts (while, for, nested, patterns) to solve complex, multi-step problems?</w:t>
+            </w:r>
+            <w:r>
+              <w:rPr>
+                <w:rFonts w:ascii="Arial" w:cs="Arial" w:eastAsia="Arial" w:hAnsi="Arial"/>
+                <w:sz w:val="20"/>
+                <w:szCs w:val="20"/>
+              </w:rPr>
+              <w:br/>
+              <w:t xml:space="preserve"/>
+            </w:r>
+            <w:r>
+              <w:rPr>
+                <w:rFonts w:ascii="Arial" w:cs="Arial" w:eastAsia="Arial" w:hAnsi="Arial"/>
+                <w:sz w:val="20"/>
+                <w:szCs w:val="20"/>
+              </w:rPr>
+              <w:br/>
+              <w:t xml:space="preserve"/>
+            </w:r>
+            <w:r>
+              <w:rPr>
+                <w:rFonts w:ascii="Arial" w:cs="Arial" w:eastAsia="Arial" w:hAnsi="Arial"/>
+                <w:b w:val="false"/>
+                <w:bCs w:val="false"/>
+                <w:i/>
+                <w:iCs/>
+                <w:color w:val="444444"/>
+                <w:sz w:val="20"/>
+                <w:szCs w:val="20"/>
+              </w:rPr>
+              <w:t xml:space="preserve">Today's Goal: By the end of class you will be able to apply all loop concepts (while, for, nested, patterns) to solve complex, multi-step problems.</w:t>
+            </w:r>
+            <w:r>
+              <w:rPr>
+                <w:rFonts w:ascii="Arial" w:cs="Arial" w:eastAsia="Arial" w:hAnsi="Arial"/>
+                <w:sz w:val="20"/>
+                <w:szCs w:val="20"/>
+              </w:rPr>
+              <w:br/>
+              <w:t xml:space="preserve"/>
+            </w:r>
+            <w:r>
+              <w:rPr>
+                <w:rFonts w:ascii="Arial" w:cs="Arial" w:eastAsia="Arial" w:hAnsi="Arial"/>
+                <w:b w:val="false"/>
+                <w:bCs w:val="false"/>
+                <w:i/>
+                <w:iCs/>
+                <w:color w:val="555555"/>
+                <w:sz w:val="20"/>
+                <w:szCs w:val="20"/>
+              </w:rPr>
+              <w:t xml:space="preserve">→ Pair-share your response, then 2–3 students share with the class.</w:t>
             </w:r>
           </w:p>
         </w:tc>
@@ -319,9 +449,9 @@
               <w:right w:val="single" w:color="CCCCCC" w:sz="1"/>
             </w:tcBorders>
             <w:tcMar>
-              <w:top w:type="dxa" w:w="60"/>
+              <w:top w:type="dxa" w:w="80"/>
               <w:left w:type="dxa" w:w="120"/>
-              <w:bottom w:type="dxa" w:w="60"/>
+              <w:bottom w:type="dxa" w:w="80"/>
               <w:right w:type="dxa" w:w="120"/>
             </w:tcMar>
           </w:tcPr>
@@ -348,20 +478,336 @@
               <w:right w:val="single" w:color="CCCCCC" w:sz="1"/>
             </w:tcBorders>
             <w:tcMar>
-              <w:top w:type="dxa" w:w="60"/>
+              <w:top w:type="dxa" w:w="80"/>
               <w:left w:type="dxa" w:w="120"/>
-              <w:bottom w:type="dxa" w:w="60"/>
+              <w:bottom w:type="dxa" w:w="80"/>
               <w:right w:type="dxa" w:w="120"/>
             </w:tcMar>
           </w:tcPr>
           <w:p>
-            <w:r>
-              <w:rPr>
-                <w:rFonts w:ascii="Arial" w:cs="Arial" w:eastAsia="Arial" w:hAnsi="Arial"/>
-                <w:sz w:val="20"/>
-                <w:szCs w:val="20"/>
-              </w:rPr>
-              <w:t xml:space="preserve">Mini Lesson: Practice Lab — Advanced Loop Challenges</w:t>
+            <w:pPr>
+              <w:spacing w:after="80" w:before="80"/>
+            </w:pPr>
+            <w:r>
+              <w:rPr>
+                <w:rFonts w:ascii="Arial" w:cs="Arial" w:eastAsia="Arial" w:hAnsi="Arial"/>
+                <w:b/>
+                <w:bCs/>
+                <w:i w:val="false"/>
+                <w:iCs w:val="false"/>
+                <w:color w:val="000000"/>
+                <w:sz w:val="22"/>
+                <w:szCs w:val="22"/>
+              </w:rPr>
+              <w:t xml:space="preserve">Mini Lesson: </w:t>
+            </w:r>
+            <w:r>
+              <w:rPr>
+                <w:rFonts w:ascii="Arial" w:cs="Arial" w:eastAsia="Arial" w:hAnsi="Arial"/>
+                <w:b w:val="false"/>
+                <w:bCs w:val="false"/>
+                <w:i w:val="false"/>
+                <w:iCs w:val="false"/>
+                <w:color w:val="000000"/>
+                <w:sz w:val="22"/>
+                <w:szCs w:val="22"/>
+              </w:rPr>
+              <w:t xml:space="preserve">Practice Lab — Advanced Loop Challenges</w:t>
+            </w:r>
+            <w:r>
+              <w:rPr>
+                <w:rFonts w:ascii="Arial" w:cs="Arial" w:eastAsia="Arial" w:hAnsi="Arial"/>
+                <w:sz w:val="20"/>
+                <w:szCs w:val="20"/>
+              </w:rPr>
+              <w:br/>
+              <w:t xml:space="preserve"/>
+            </w:r>
+            <w:r>
+              <w:rPr>
+                <w:rFonts w:ascii="Arial" w:cs="Arial" w:eastAsia="Arial" w:hAnsi="Arial"/>
+                <w:sz w:val="20"/>
+                <w:szCs w:val="20"/>
+              </w:rPr>
+              <w:br/>
+              <w:t xml:space="preserve"/>
+            </w:r>
+            <w:r>
+              <w:rPr>
+                <w:rFonts w:ascii="Arial" w:cs="Arial" w:eastAsia="Arial" w:hAnsi="Arial"/>
+                <w:b/>
+                <w:bCs/>
+                <w:i/>
+                <w:iCs/>
+                <w:color w:val="000000"/>
+                <w:sz w:val="20"/>
+                <w:szCs w:val="20"/>
+              </w:rPr>
+              <w:t xml:space="preserve">Learning Target: </w:t>
+            </w:r>
+            <w:r>
+              <w:rPr>
+                <w:rFonts w:ascii="Arial" w:cs="Arial" w:eastAsia="Arial" w:hAnsi="Arial"/>
+                <w:b w:val="false"/>
+                <w:bCs w:val="false"/>
+                <w:i/>
+                <w:iCs/>
+                <w:color w:val="333333"/>
+                <w:sz w:val="20"/>
+                <w:szCs w:val="20"/>
+              </w:rPr>
+              <w:t xml:space="preserve">I can apply all loop concepts (while, for, nested, patterns) to solve complex, multi-step problems.</w:t>
+            </w:r>
+            <w:r>
+              <w:rPr>
+                <w:rFonts w:ascii="Arial" w:cs="Arial" w:eastAsia="Arial" w:hAnsi="Arial"/>
+                <w:sz w:val="20"/>
+                <w:szCs w:val="20"/>
+              </w:rPr>
+              <w:br/>
+              <w:t xml:space="preserve"/>
+            </w:r>
+            <w:r>
+              <w:rPr>
+                <w:rFonts w:ascii="Arial" w:cs="Arial" w:eastAsia="Arial" w:hAnsi="Arial"/>
+                <w:sz w:val="20"/>
+                <w:szCs w:val="20"/>
+              </w:rPr>
+              <w:br/>
+              <w:t xml:space="preserve"/>
+            </w:r>
+            <w:r>
+              <w:rPr>
+                <w:rFonts w:ascii="Arial" w:cs="Arial" w:eastAsia="Arial" w:hAnsi="Arial"/>
+                <w:b w:val="false"/>
+                <w:bCs w:val="false"/>
+                <w:i w:val="false"/>
+                <w:iCs w:val="false"/>
+                <w:color w:val="000000"/>
+                <w:sz w:val="20"/>
+                <w:szCs w:val="20"/>
+              </w:rPr>
+              <w:t xml:space="preserve">This lab consolidates Week 17 (Days 81–84). You'll combine:</w:t>
+            </w:r>
+            <w:r>
+              <w:rPr>
+                <w:rFonts w:ascii="Arial" w:cs="Arial" w:eastAsia="Arial" w:hAnsi="Arial"/>
+                <w:sz w:val="20"/>
+                <w:szCs w:val="20"/>
+              </w:rPr>
+              <w:br/>
+              <w:t xml:space="preserve"/>
+            </w:r>
+            <w:r>
+              <w:rPr>
+                <w:rFonts w:ascii="Arial" w:cs="Arial" w:eastAsia="Arial" w:hAnsi="Arial"/>
+                <w:b w:val="false"/>
+                <w:bCs w:val="false"/>
+                <w:i w:val="false"/>
+                <w:iCs w:val="false"/>
+                <w:color w:val="000000"/>
+                <w:sz w:val="20"/>
+                <w:szCs w:val="20"/>
+              </w:rPr>
+              <w:t xml:space="preserve">Problems require multiple nested loops, careful use of control flow, and thoughtful design.</w:t>
+            </w:r>
+            <w:r>
+              <w:rPr>
+                <w:rFonts w:ascii="Arial" w:cs="Arial" w:eastAsia="Arial" w:hAnsi="Arial"/>
+                <w:sz w:val="20"/>
+                <w:szCs w:val="20"/>
+              </w:rPr>
+              <w:br/>
+              <w:t xml:space="preserve"/>
+            </w:r>
+            <w:r>
+              <w:rPr>
+                <w:rFonts w:ascii="Arial" w:cs="Arial" w:eastAsia="Arial" w:hAnsi="Arial"/>
+                <w:sz w:val="20"/>
+                <w:szCs w:val="20"/>
+              </w:rPr>
+              <w:br/>
+              <w:t xml:space="preserve"/>
+            </w:r>
+            <w:r>
+              <w:rPr>
+                <w:rFonts w:ascii="Arial" w:cs="Arial" w:eastAsia="Arial" w:hAnsi="Arial"/>
+                <w:b/>
+                <w:bCs/>
+                <w:i w:val="false"/>
+                <w:iCs w:val="false"/>
+                <w:color w:val="000000"/>
+                <w:sz w:val="20"/>
+                <w:szCs w:val="20"/>
+              </w:rPr>
+              <w:t xml:space="preserve">Key Concepts:</w:t>
+            </w:r>
+            <w:r>
+              <w:rPr>
+                <w:rFonts w:ascii="Arial" w:cs="Arial" w:eastAsia="Arial" w:hAnsi="Arial"/>
+                <w:sz w:val="20"/>
+                <w:szCs w:val="20"/>
+              </w:rPr>
+              <w:br/>
+              <w:t xml:space="preserve"/>
+            </w:r>
+            <w:r>
+              <w:rPr>
+                <w:rFonts w:ascii="Arial" w:cs="Arial" w:eastAsia="Arial" w:hAnsi="Arial"/>
+                <w:b w:val="false"/>
+                <w:bCs w:val="false"/>
+                <w:i w:val="false"/>
+                <w:iCs w:val="false"/>
+                <w:color w:val="000000"/>
+                <w:sz w:val="20"/>
+                <w:szCs w:val="20"/>
+              </w:rPr>
+              <w:t xml:space="preserve">    • Break and continue for control flow</w:t>
+            </w:r>
+            <w:r>
+              <w:rPr>
+                <w:rFonts w:ascii="Arial" w:cs="Arial" w:eastAsia="Arial" w:hAnsi="Arial"/>
+                <w:sz w:val="20"/>
+                <w:szCs w:val="20"/>
+              </w:rPr>
+              <w:br/>
+              <w:t xml:space="preserve"/>
+            </w:r>
+            <w:r>
+              <w:rPr>
+                <w:rFonts w:ascii="Arial" w:cs="Arial" w:eastAsia="Arial" w:hAnsi="Arial"/>
+                <w:b w:val="false"/>
+                <w:bCs w:val="false"/>
+                <w:i w:val="false"/>
+                <w:iCs w:val="false"/>
+                <w:color w:val="000000"/>
+                <w:sz w:val="20"/>
+                <w:szCs w:val="20"/>
+              </w:rPr>
+              <w:t xml:space="preserve">    • Nested loops for 2D structures</w:t>
+            </w:r>
+            <w:r>
+              <w:rPr>
+                <w:rFonts w:ascii="Arial" w:cs="Arial" w:eastAsia="Arial" w:hAnsi="Arial"/>
+                <w:sz w:val="20"/>
+                <w:szCs w:val="20"/>
+              </w:rPr>
+              <w:br/>
+              <w:t xml:space="preserve"/>
+            </w:r>
+            <w:r>
+              <w:rPr>
+                <w:rFonts w:ascii="Arial" w:cs="Arial" w:eastAsia="Arial" w:hAnsi="Arial"/>
+                <w:b w:val="false"/>
+                <w:bCs w:val="false"/>
+                <w:i w:val="false"/>
+                <w:iCs w:val="false"/>
+                <w:color w:val="000000"/>
+                <w:sz w:val="20"/>
+                <w:szCs w:val="20"/>
+              </w:rPr>
+              <w:t xml:space="preserve">    • Min/max, search, and flag patterns</w:t>
+            </w:r>
+            <w:r>
+              <w:rPr>
+                <w:rFonts w:ascii="Arial" w:cs="Arial" w:eastAsia="Arial" w:hAnsi="Arial"/>
+                <w:sz w:val="20"/>
+                <w:szCs w:val="20"/>
+              </w:rPr>
+              <w:br/>
+              <w:t xml:space="preserve"/>
+            </w:r>
+            <w:r>
+              <w:rPr>
+                <w:rFonts w:ascii="Arial" w:cs="Arial" w:eastAsia="Arial" w:hAnsi="Arial"/>
+                <w:b w:val="false"/>
+                <w:bCs w:val="false"/>
+                <w:i w:val="false"/>
+                <w:iCs w:val="false"/>
+                <w:color w:val="000000"/>
+                <w:sz w:val="20"/>
+                <w:szCs w:val="20"/>
+              </w:rPr>
+              <w:t xml:space="preserve">    • Complex conditionals within loops</w:t>
+            </w:r>
+            <w:r>
+              <w:rPr>
+                <w:rFonts w:ascii="Arial" w:cs="Arial" w:eastAsia="Arial" w:hAnsi="Arial"/>
+                <w:sz w:val="20"/>
+                <w:szCs w:val="20"/>
+              </w:rPr>
+              <w:br/>
+              <w:t xml:space="preserve"/>
+            </w:r>
+            <w:r>
+              <w:rPr>
+                <w:rFonts w:ascii="Arial" w:cs="Arial" w:eastAsia="Arial" w:hAnsi="Arial"/>
+                <w:sz w:val="20"/>
+                <w:szCs w:val="20"/>
+              </w:rPr>
+              <w:br/>
+              <w:t xml:space="preserve"/>
+            </w:r>
+            <w:r>
+              <w:rPr>
+                <w:rFonts w:ascii="Arial" w:cs="Arial" w:eastAsia="Arial" w:hAnsi="Arial"/>
+                <w:b/>
+                <w:bCs/>
+                <w:i/>
+                <w:iCs/>
+                <w:color w:val="555555"/>
+                <w:sz w:val="20"/>
+                <w:szCs w:val="20"/>
+              </w:rPr>
+              <w:t xml:space="preserve">→ Live Demo — </w:t>
+            </w:r>
+            <w:r>
+              <w:rPr>
+                <w:rFonts w:ascii="Arial" w:cs="Arial" w:eastAsia="Arial" w:hAnsi="Arial"/>
+                <w:b w:val="false"/>
+                <w:bCs w:val="false"/>
+                <w:i/>
+                <w:iCs/>
+                <w:color w:val="555555"/>
+                <w:sz w:val="20"/>
+                <w:szCs w:val="20"/>
+              </w:rPr>
+              <w:t xml:space="preserve">type examples as students follow along in their own editor.</w:t>
+            </w:r>
+            <w:r>
+              <w:rPr>
+                <w:rFonts w:ascii="Arial" w:cs="Arial" w:eastAsia="Arial" w:hAnsi="Arial"/>
+                <w:sz w:val="20"/>
+                <w:szCs w:val="20"/>
+              </w:rPr>
+              <w:br/>
+              <w:t xml:space="preserve"/>
+            </w:r>
+            <w:r>
+              <w:rPr>
+                <w:rFonts w:ascii="Arial" w:cs="Arial" w:eastAsia="Arial" w:hAnsi="Arial"/>
+                <w:b/>
+                <w:bCs/>
+                <w:i/>
+                <w:iCs/>
+                <w:color w:val="555555"/>
+                <w:sz w:val="20"/>
+                <w:szCs w:val="20"/>
+              </w:rPr>
+              <w:t xml:space="preserve">→ Check for Understanding: </w:t>
+            </w:r>
+            <w:r>
+              <w:rPr>
+                <w:rFonts w:ascii="Arial" w:cs="Arial" w:eastAsia="Arial" w:hAnsi="Arial"/>
+                <w:b w:val="false"/>
+                <w:bCs w:val="false"/>
+                <w:i/>
+                <w:iCs/>
+                <w:color w:val="555555"/>
+                <w:sz w:val="20"/>
+                <w:szCs w:val="20"/>
+              </w:rPr>
+              <w:t xml:space="preserve">pause and cold-call: “Can someone explain what we just did in their own words?”</w:t>
             </w:r>
           </w:p>
         </w:tc>
@@ -377,9 +823,9 @@
               <w:right w:val="single" w:color="CCCCCC" w:sz="1"/>
             </w:tcBorders>
             <w:tcMar>
-              <w:top w:type="dxa" w:w="60"/>
+              <w:top w:type="dxa" w:w="80"/>
               <w:left w:type="dxa" w:w="120"/>
-              <w:bottom w:type="dxa" w:w="60"/>
+              <w:bottom w:type="dxa" w:w="80"/>
               <w:right w:type="dxa" w:w="120"/>
             </w:tcMar>
           </w:tcPr>
@@ -406,20 +852,90 @@
               <w:right w:val="single" w:color="CCCCCC" w:sz="1"/>
             </w:tcBorders>
             <w:tcMar>
-              <w:top w:type="dxa" w:w="60"/>
+              <w:top w:type="dxa" w:w="80"/>
               <w:left w:type="dxa" w:w="120"/>
-              <w:bottom w:type="dxa" w:w="60"/>
+              <w:bottom w:type="dxa" w:w="80"/>
               <w:right w:type="dxa" w:w="120"/>
             </w:tcMar>
           </w:tcPr>
           <w:p>
-            <w:r>
-              <w:rPr>
-                <w:rFonts w:ascii="Arial" w:cs="Arial" w:eastAsia="Arial" w:hAnsi="Arial"/>
-                <w:sz w:val="20"/>
-                <w:szCs w:val="20"/>
+            <w:pPr>
+              <w:spacing w:after="80" w:before="80"/>
+            </w:pPr>
+            <w:r>
+              <w:rPr>
+                <w:rFonts w:ascii="Arial" w:cs="Arial" w:eastAsia="Arial" w:hAnsi="Arial"/>
+                <w:b/>
+                <w:bCs/>
+                <w:i w:val="false"/>
+                <w:iCs w:val="false"/>
+                <w:color w:val="000000"/>
+                <w:sz w:val="22"/>
+                <w:szCs w:val="22"/>
               </w:rPr>
               <w:t xml:space="preserve">Guided Practice</w:t>
+            </w:r>
+            <w:r>
+              <w:rPr>
+                <w:rFonts w:ascii="Arial" w:cs="Arial" w:eastAsia="Arial" w:hAnsi="Arial"/>
+                <w:sz w:val="20"/>
+                <w:szCs w:val="20"/>
+              </w:rPr>
+              <w:br/>
+              <w:t xml:space="preserve"/>
+            </w:r>
+            <w:r>
+              <w:rPr>
+                <w:rFonts w:ascii="Arial" w:cs="Arial" w:eastAsia="Arial" w:hAnsi="Arial"/>
+                <w:sz w:val="20"/>
+                <w:szCs w:val="20"/>
+              </w:rPr>
+              <w:br/>
+              <w:t xml:space="preserve"/>
+            </w:r>
+            <w:r>
+              <w:rPr>
+                <w:rFonts w:ascii="Arial" w:cs="Arial" w:eastAsia="Arial" w:hAnsi="Arial"/>
+                <w:b w:val="false"/>
+                <w:bCs w:val="false"/>
+                <w:i w:val="false"/>
+                <w:iCs w:val="false"/>
+                <w:color w:val="000000"/>
+                <w:sz w:val="20"/>
+                <w:szCs w:val="20"/>
+              </w:rPr>
+              <w:t xml:space="preserve">Option A: Grade Analysis Program</w:t>
+            </w:r>
+            <w:r>
+              <w:rPr>
+                <w:rFonts w:ascii="Arial" w:cs="Arial" w:eastAsia="Arial" w:hAnsi="Arial"/>
+                <w:sz w:val="20"/>
+                <w:szCs w:val="20"/>
+              </w:rPr>
+              <w:br/>
+              <w:t xml:space="preserve"/>
+            </w:r>
+            <w:r>
+              <w:rPr>
+                <w:rFonts w:ascii="Arial" w:cs="Arial" w:eastAsia="Arial" w:hAnsi="Arial"/>
+                <w:sz w:val="20"/>
+                <w:szCs w:val="20"/>
+              </w:rPr>
+              <w:br/>
+              <w:t xml:space="preserve"/>
+            </w:r>
+            <w:r>
+              <w:rPr>
+                <w:rFonts w:ascii="Arial" w:cs="Arial" w:eastAsia="Arial" w:hAnsi="Arial"/>
+                <w:b w:val="false"/>
+                <w:bCs w:val="false"/>
+                <w:i/>
+                <w:iCs/>
+                <w:color w:val="555555"/>
+                <w:sz w:val="20"/>
+                <w:szCs w:val="20"/>
+              </w:rPr>
+              <w:t xml:space="preserve">→ Teacher models — students try alongside, then compare results.</w:t>
             </w:r>
           </w:p>
         </w:tc>
@@ -435,9 +951,9 @@
               <w:right w:val="single" w:color="CCCCCC" w:sz="1"/>
             </w:tcBorders>
             <w:tcMar>
-              <w:top w:type="dxa" w:w="60"/>
+              <w:top w:type="dxa" w:w="80"/>
               <w:left w:type="dxa" w:w="120"/>
-              <w:bottom w:type="dxa" w:w="60"/>
+              <w:bottom w:type="dxa" w:w="80"/>
               <w:right w:type="dxa" w:w="120"/>
             </w:tcMar>
           </w:tcPr>
@@ -450,7 +966,7 @@
                 <w:sz w:val="20"/>
                 <w:szCs w:val="20"/>
               </w:rPr>
-              <w:t xml:space="preserve">15-20 min</w:t>
+              <w:t xml:space="preserve">15–20 min</w:t>
             </w:r>
           </w:p>
         </w:tc>
@@ -464,20 +980,164 @@
               <w:right w:val="single" w:color="CCCCCC" w:sz="1"/>
             </w:tcBorders>
             <w:tcMar>
-              <w:top w:type="dxa" w:w="60"/>
+              <w:top w:type="dxa" w:w="80"/>
               <w:left w:type="dxa" w:w="120"/>
-              <w:bottom w:type="dxa" w:w="60"/>
+              <w:bottom w:type="dxa" w:w="80"/>
               <w:right w:type="dxa" w:w="120"/>
             </w:tcMar>
           </w:tcPr>
           <w:p>
-            <w:r>
-              <w:rPr>
-                <w:rFonts w:ascii="Arial" w:cs="Arial" w:eastAsia="Arial" w:hAnsi="Arial"/>
-                <w:sz w:val="20"/>
-                <w:szCs w:val="20"/>
+            <w:pPr>
+              <w:spacing w:after="80" w:before="80"/>
+            </w:pPr>
+            <w:r>
+              <w:rPr>
+                <w:rFonts w:ascii="Arial" w:cs="Arial" w:eastAsia="Arial" w:hAnsi="Arial"/>
+                <w:b/>
+                <w:bCs/>
+                <w:i w:val="false"/>
+                <w:iCs w:val="false"/>
+                <w:color w:val="000000"/>
+                <w:sz w:val="22"/>
+                <w:szCs w:val="22"/>
               </w:rPr>
               <w:t xml:space="preserve">Independent Practice / Code Along</w:t>
+            </w:r>
+            <w:r>
+              <w:rPr>
+                <w:rFonts w:ascii="Arial" w:cs="Arial" w:eastAsia="Arial" w:hAnsi="Arial"/>
+                <w:sz w:val="20"/>
+                <w:szCs w:val="20"/>
+              </w:rPr>
+              <w:br/>
+              <w:t xml:space="preserve"/>
+            </w:r>
+            <w:r>
+              <w:rPr>
+                <w:rFonts w:ascii="Arial" w:cs="Arial" w:eastAsia="Arial" w:hAnsi="Arial"/>
+                <w:b/>
+                <w:bCs/>
+                <w:i w:val="false"/>
+                <w:iCs w:val="false"/>
+                <w:color w:val="000000"/>
+                <w:sz w:val="20"/>
+                <w:szCs w:val="20"/>
+              </w:rPr>
+              <w:t xml:space="preserve">    Beginner: </w:t>
+            </w:r>
+            <w:r>
+              <w:rPr>
+                <w:rFonts w:ascii="Arial" w:cs="Arial" w:eastAsia="Arial" w:hAnsi="Arial"/>
+                <w:b w:val="false"/>
+                <w:bCs w:val="false"/>
+                <w:i w:val="false"/>
+                <w:iCs w:val="false"/>
+                <w:color w:val="000000"/>
+                <w:sz w:val="20"/>
+                <w:szCs w:val="20"/>
+              </w:rPr>
+              <w:t xml:space="preserve">Write a loop that finds both the highest and lowest numbers in a list and prints both values.</w:t>
+            </w:r>
+            <w:r>
+              <w:rPr>
+                <w:rFonts w:ascii="Arial" w:cs="Arial" w:eastAsia="Arial" w:hAnsi="Arial"/>
+                <w:sz w:val="20"/>
+                <w:szCs w:val="20"/>
+              </w:rPr>
+              <w:br/>
+              <w:t xml:space="preserve"/>
+            </w:r>
+            <w:r>
+              <w:rPr>
+                <w:rFonts w:ascii="Arial" w:cs="Arial" w:eastAsia="Arial" w:hAnsi="Arial"/>
+                <w:b/>
+                <w:bCs/>
+                <w:i w:val="false"/>
+                <w:iCs w:val="false"/>
+                <w:color w:val="000000"/>
+                <w:sz w:val="20"/>
+                <w:szCs w:val="20"/>
+              </w:rPr>
+              <w:t xml:space="preserve">    Intermediate: </w:t>
+            </w:r>
+            <w:r>
+              <w:rPr>
+                <w:rFonts w:ascii="Arial" w:cs="Arial" w:eastAsia="Arial" w:hAnsi="Arial"/>
+                <w:b w:val="false"/>
+                <w:bCs w:val="false"/>
+                <w:i w:val="false"/>
+                <w:iCs w:val="false"/>
+                <w:color w:val="000000"/>
+                <w:sz w:val="20"/>
+                <w:szCs w:val="20"/>
+              </w:rPr>
+              <w:t xml:space="preserve">Write a program that: - Asks for a list of words - Counts how many times each unique word appears - Prints a summary (word: count) Use neste…</w:t>
+            </w:r>
+            <w:r>
+              <w:rPr>
+                <w:rFonts w:ascii="Arial" w:cs="Arial" w:eastAsia="Arial" w:hAnsi="Arial"/>
+                <w:sz w:val="20"/>
+                <w:szCs w:val="20"/>
+              </w:rPr>
+              <w:br/>
+              <w:t xml:space="preserve"/>
+            </w:r>
+            <w:r>
+              <w:rPr>
+                <w:rFonts w:ascii="Arial" w:cs="Arial" w:eastAsia="Arial" w:hAnsi="Arial"/>
+                <w:b/>
+                <w:bCs/>
+                <w:i w:val="false"/>
+                <w:iCs w:val="false"/>
+                <w:color w:val="000000"/>
+                <w:sz w:val="20"/>
+                <w:szCs w:val="20"/>
+              </w:rPr>
+              <w:t xml:space="preserve">    Challenge: </w:t>
+            </w:r>
+            <w:r>
+              <w:rPr>
+                <w:rFonts w:ascii="Arial" w:cs="Arial" w:eastAsia="Arial" w:hAnsi="Arial"/>
+                <w:b w:val="false"/>
+                <w:bCs w:val="false"/>
+                <w:i w:val="false"/>
+                <w:iCs w:val="false"/>
+                <w:color w:val="000000"/>
+                <w:sz w:val="20"/>
+                <w:szCs w:val="20"/>
+              </w:rPr>
+              <w:t xml:space="preserve">Write a program that simulates "Hangman": 1. Computer picks a word from a list 2. User guesses letters one at a time 3. Display: (blank for…</w:t>
+            </w:r>
+            <w:r>
+              <w:rPr>
+                <w:rFonts w:ascii="Arial" w:cs="Arial" w:eastAsia="Arial" w:hAnsi="Arial"/>
+                <w:sz w:val="20"/>
+                <w:szCs w:val="20"/>
+              </w:rPr>
+              <w:br/>
+              <w:t xml:space="preserve"/>
+            </w:r>
+            <w:r>
+              <w:rPr>
+                <w:rFonts w:ascii="Arial" w:cs="Arial" w:eastAsia="Arial" w:hAnsi="Arial"/>
+                <w:sz w:val="20"/>
+                <w:szCs w:val="20"/>
+              </w:rPr>
+              <w:br/>
+              <w:t xml:space="preserve"/>
+            </w:r>
+            <w:r>
+              <w:rPr>
+                <w:rFonts w:ascii="Arial" w:cs="Arial" w:eastAsia="Arial" w:hAnsi="Arial"/>
+                <w:b w:val="false"/>
+                <w:bCs w:val="false"/>
+                <w:i/>
+                <w:iCs/>
+                <w:color w:val="555555"/>
+                <w:sz w:val="20"/>
+                <w:szCs w:val="20"/>
+              </w:rPr>
+              <w:t xml:space="preserve">→ Teacher circulates — offer hints, check for understanding.</w:t>
             </w:r>
           </w:p>
         </w:tc>
@@ -493,9 +1153,9 @@
               <w:right w:val="single" w:color="CCCCCC" w:sz="1"/>
             </w:tcBorders>
             <w:tcMar>
-              <w:top w:type="dxa" w:w="60"/>
+              <w:top w:type="dxa" w:w="80"/>
               <w:left w:type="dxa" w:w="120"/>
-              <w:bottom w:type="dxa" w:w="60"/>
+              <w:bottom w:type="dxa" w:w="80"/>
               <w:right w:type="dxa" w:w="120"/>
             </w:tcMar>
           </w:tcPr>
@@ -522,20 +1182,90 @@
               <w:right w:val="single" w:color="CCCCCC" w:sz="1"/>
             </w:tcBorders>
             <w:tcMar>
-              <w:top w:type="dxa" w:w="60"/>
+              <w:top w:type="dxa" w:w="80"/>
               <w:left w:type="dxa" w:w="120"/>
-              <w:bottom w:type="dxa" w:w="60"/>
+              <w:bottom w:type="dxa" w:w="80"/>
               <w:right w:type="dxa" w:w="120"/>
             </w:tcMar>
           </w:tcPr>
           <w:p>
-            <w:r>
-              <w:rPr>
-                <w:rFonts w:ascii="Arial" w:cs="Arial" w:eastAsia="Arial" w:hAnsi="Arial"/>
-                <w:sz w:val="20"/>
-                <w:szCs w:val="20"/>
+            <w:pPr>
+              <w:spacing w:after="80" w:before="80"/>
+            </w:pPr>
+            <w:r>
+              <w:rPr>
+                <w:rFonts w:ascii="Arial" w:cs="Arial" w:eastAsia="Arial" w:hAnsi="Arial"/>
+                <w:b/>
+                <w:bCs/>
+                <w:i w:val="false"/>
+                <w:iCs w:val="false"/>
+                <w:color w:val="000000"/>
+                <w:sz w:val="22"/>
+                <w:szCs w:val="22"/>
               </w:rPr>
               <w:t xml:space="preserve">Exit Ticket / Wrap-Up</w:t>
+            </w:r>
+            <w:r>
+              <w:rPr>
+                <w:rFonts w:ascii="Arial" w:cs="Arial" w:eastAsia="Arial" w:hAnsi="Arial"/>
+                <w:sz w:val="20"/>
+                <w:szCs w:val="20"/>
+              </w:rPr>
+              <w:br/>
+              <w:t xml:space="preserve"/>
+            </w:r>
+            <w:r>
+              <w:rPr>
+                <w:rFonts w:ascii="Arial" w:cs="Arial" w:eastAsia="Arial" w:hAnsi="Arial"/>
+                <w:sz w:val="20"/>
+                <w:szCs w:val="20"/>
+              </w:rPr>
+              <w:br/>
+              <w:t xml:space="preserve"/>
+            </w:r>
+            <w:r>
+              <w:rPr>
+                <w:rFonts w:ascii="Arial" w:cs="Arial" w:eastAsia="Arial" w:hAnsi="Arial"/>
+                <w:b w:val="false"/>
+                <w:bCs w:val="false"/>
+                <w:i w:val="false"/>
+                <w:iCs w:val="false"/>
+                <w:color w:val="000000"/>
+                <w:sz w:val="20"/>
+                <w:szCs w:val="20"/>
+              </w:rPr>
+              <w:t xml:space="preserve">Quick Check: Apply all loop concepts (while, for, nested, patterns) to solve complex, multi-step problems?</w:t>
+            </w:r>
+            <w:r>
+              <w:rPr>
+                <w:rFonts w:ascii="Arial" w:cs="Arial" w:eastAsia="Arial" w:hAnsi="Arial"/>
+                <w:sz w:val="20"/>
+                <w:szCs w:val="20"/>
+              </w:rPr>
+              <w:br/>
+              <w:t xml:space="preserve"/>
+            </w:r>
+            <w:r>
+              <w:rPr>
+                <w:rFonts w:ascii="Arial" w:cs="Arial" w:eastAsia="Arial" w:hAnsi="Arial"/>
+                <w:sz w:val="20"/>
+                <w:szCs w:val="20"/>
+              </w:rPr>
+              <w:br/>
+              <w:t xml:space="preserve"/>
+            </w:r>
+            <w:r>
+              <w:rPr>
+                <w:rFonts w:ascii="Arial" w:cs="Arial" w:eastAsia="Arial" w:hAnsi="Arial"/>
+                <w:b w:val="false"/>
+                <w:bCs w:val="false"/>
+                <w:i/>
+                <w:iCs/>
+                <w:color w:val="555555"/>
+                <w:sz w:val="20"/>
+                <w:szCs w:val="20"/>
+              </w:rPr>
+              <w:t xml:space="preserve">→ 3–2–1: Name 3 things learned, 2 new vocab words, 1 question you still have.</w:t>
             </w:r>
           </w:p>
         </w:tc>
@@ -746,19 +1476,6 @@
                 <w:sz w:val="18"/>
                 <w:szCs w:val="18"/>
               </w:rPr>
-              <w:t xml:space="preserve"># Problem 1 Example</w:t>
-            </w:r>
-          </w:p>
-          <w:p>
-            <w:pPr>
-              <w:spacing w:after="20"/>
-            </w:pPr>
-            <w:r>
-              <w:rPr>
-                <w:rFonts w:ascii="Courier New" w:cs="Courier New" w:eastAsia="Courier New" w:hAnsi="Courier New"/>
-                <w:sz w:val="18"/>
-                <w:szCs w:val="18"/>
-              </w:rPr>
               <w:t xml:space="preserve">numbers = [5, 2, 8, 1, 9, 3, 7]</w:t>
             </w:r>
           </w:p>
@@ -889,7 +1606,7 @@
                 <w:sz w:val="18"/>
                 <w:szCs w:val="18"/>
               </w:rPr>
-              <w:t xml:space="preserve"># Problem 2 Example (using nested loops)</w:t>
+              <w:t xml:space="preserve"> </w:t>
             </w:r>
           </w:p>
           <w:p>
@@ -1006,19 +1723,6 @@
                 <w:sz w:val="18"/>
                 <w:szCs w:val="18"/>
               </w:rPr>
-              <w:t xml:space="preserve"># Note: This counts duplicates. Better with dict, but shows nested loops.</w:t>
-            </w:r>
-          </w:p>
-          <w:p>
-            <w:pPr>
-              <w:spacing w:after="20"/>
-            </w:pPr>
-            <w:r>
-              <w:rPr>
-                <w:rFonts w:ascii="Courier New" w:cs="Courier New" w:eastAsia="Courier New" w:hAnsi="Courier New"/>
-                <w:sz w:val="18"/>
-                <w:szCs w:val="18"/>
-              </w:rPr>
               <w:t xml:space="preserve"> </w:t>
             </w:r>
           </w:p>
@@ -1032,7 +1736,20 @@
                 <w:sz w:val="18"/>
                 <w:szCs w:val="18"/>
               </w:rPr>
-              <w:t xml:space="preserve"># Problem 3 Example (simplified)</w:t>
+              <w:t xml:space="preserve"> </w:t>
+            </w:r>
+          </w:p>
+          <w:p>
+            <w:pPr>
+              <w:spacing w:after="20"/>
+            </w:pPr>
+            <w:r>
+              <w:rPr>
+                <w:rFonts w:ascii="Courier New" w:cs="Courier New" w:eastAsia="Courier New" w:hAnsi="Courier New"/>
+                <w:sz w:val="18"/>
+                <w:szCs w:val="18"/>
+              </w:rPr>
+              <w:t xml:space="preserve"> </w:t>
             </w:r>
           </w:p>
           <w:p>

--- a/Coding 1 - year/Unit 4 - Loops and Iteration/Daily Lesson Plans/Word/Day 85.docx
+++ b/Coding 1 - year/Unit 4 - Loops and Iteration/Daily Lesson Plans/Word/Day 85.docx
@@ -380,7 +380,7 @@
                 <w:sz w:val="20"/>
                 <w:szCs w:val="20"/>
               </w:rPr>
-              <w:t xml:space="preserve">    What do you already know about how to apply all loop concepts (while, for, nested, patterns) to solve complex, multi-step problems?</w:t>
+              <w:t xml:space="preserve">    Have you ever used all loop concepts (while, for, nested, patterns) before? Where might all loop concepts (while, for, nested, patterns) be useful in a real program?</w:t>
             </w:r>
             <w:r>
               <w:rPr>
@@ -411,7 +411,7 @@
                 <w:sz w:val="20"/>
                 <w:szCs w:val="20"/>
               </w:rPr>
-              <w:t xml:space="preserve">Today's Goal: By the end of class you will be able to apply all loop concepts (while, for, nested, patterns) to solve complex, multi-step problems.</w:t>
+              <w:t xml:space="preserve">Today’s Goal: By the end of class you will be able to apply all loop concepts (while, for, nested, patterns) to solve complex, multi-step problems.</w:t>
             </w:r>
             <w:r>
               <w:rPr>
@@ -1234,7 +1234,7 @@
                 <w:sz w:val="20"/>
                 <w:szCs w:val="20"/>
               </w:rPr>
-              <w:t xml:space="preserve">Quick Check: Apply all loop concepts (while, for, nested, patterns) to solve complex, multi-step problems?</w:t>
+              <w:t xml:space="preserve">Write the key syntax or steps for using all loop concepts (while, for, nested, patterns). What's one mistake beginners commonly make?</w:t>
             </w:r>
             <w:r>
               <w:rPr>
